--- a/Job-Resume/Resume-Systems-Administrator.docx
+++ b/Job-Resume/Resume-Systems-Administrator.docx
@@ -105,7 +105,7 @@
           <w:sz w:val="18"/>
           <w:szCs w:val="18"/>
         </w:rPr>
-        <w:t xml:space="preserve">Graduate Research Assistant at Gannon University who brings research-backed knowledge in cloud security, serverless systems, and secure automation to practical systems operations work.</w:t>
+        <w:t xml:space="preserve">Current graduate research adds depth in cloud security, serverless systems, and secure automation while keeping the focus on practical systems operations.</w:t>
       </w:r>
     </w:p>
     <w:p>
@@ -123,158 +123,15 @@
     </w:p>
     <w:p>
       <w:pPr>
-        <w:spacing w:before="0" w:after="50"/>
-        <w:jc w:val="both"/>
-      </w:pPr>
-      <w:r>
-        <w:rPr>
-          <w:sz w:val="18"/>
-          <w:szCs w:val="18"/>
-        </w:rPr>
-        <w:t xml:space="preserve">- Linux and Windows Server Administration</w:t>
-      </w:r>
-    </w:p>
-    <w:p>
-      <w:pPr>
-        <w:spacing w:before="0" w:after="50"/>
-        <w:jc w:val="both"/>
-      </w:pPr>
-      <w:r>
-        <w:rPr>
-          <w:sz w:val="18"/>
-          <w:szCs w:val="18"/>
-        </w:rPr>
-        <w:t xml:space="preserve">- Active Directory, User Provisioning, and Access Control</w:t>
-      </w:r>
-    </w:p>
-    <w:p>
-      <w:pPr>
-        <w:spacing w:before="0" w:after="50"/>
-        <w:jc w:val="both"/>
-      </w:pPr>
-      <w:r>
-        <w:rPr>
-          <w:sz w:val="18"/>
-          <w:szCs w:val="18"/>
-        </w:rPr>
-        <w:t xml:space="preserve">- DNS, DHCP, and Core Infrastructure Services</w:t>
-      </w:r>
-    </w:p>
-    <w:p>
-      <w:pPr>
-        <w:spacing w:before="0" w:after="50"/>
-        <w:jc w:val="both"/>
-      </w:pPr>
-      <w:r>
-        <w:rPr>
-          <w:sz w:val="18"/>
-          <w:szCs w:val="18"/>
-        </w:rPr>
-        <w:t xml:space="preserve">- Mail Server and File Server Administration</w:t>
-      </w:r>
-    </w:p>
-    <w:p>
-      <w:pPr>
-        <w:spacing w:before="0" w:after="50"/>
-        <w:jc w:val="both"/>
-      </w:pPr>
-      <w:r>
-        <w:rPr>
-          <w:sz w:val="18"/>
-          <w:szCs w:val="18"/>
-        </w:rPr>
-        <w:t xml:space="preserve">- IP-PBX and VoIP Infrastructure</w:t>
-      </w:r>
-    </w:p>
-    <w:p>
-      <w:pPr>
-        <w:spacing w:before="0" w:after="50"/>
-        <w:jc w:val="both"/>
-      </w:pPr>
-      <w:r>
-        <w:rPr>
-          <w:sz w:val="18"/>
-          <w:szCs w:val="18"/>
-        </w:rPr>
-        <w:t xml:space="preserve">- Infrastructure Monitoring and Troubleshooting</w:t>
-      </w:r>
-    </w:p>
-    <w:p>
-      <w:pPr>
-        <w:spacing w:before="0" w:after="50"/>
-        <w:jc w:val="both"/>
-      </w:pPr>
-      <w:r>
-        <w:rPr>
-          <w:sz w:val="18"/>
-          <w:szCs w:val="18"/>
-        </w:rPr>
-        <w:t xml:space="preserve">- LAN/WAN Operations and Network Support</w:t>
-      </w:r>
-    </w:p>
-    <w:p>
-      <w:pPr>
-        <w:spacing w:before="0" w:after="50"/>
-        <w:jc w:val="both"/>
-      </w:pPr>
-      <w:r>
-        <w:rPr>
-          <w:sz w:val="18"/>
-          <w:szCs w:val="18"/>
-        </w:rPr>
-        <w:t xml:space="preserve">- Virtualization and Service Continuity</w:t>
-      </w:r>
-    </w:p>
-    <w:p>
-      <w:pPr>
-        <w:spacing w:before="0" w:after="50"/>
-        <w:jc w:val="both"/>
-      </w:pPr>
-      <w:r>
-        <w:rPr>
-          <w:sz w:val="18"/>
-          <w:szCs w:val="18"/>
-        </w:rPr>
-        <w:t xml:space="preserve">- Production Support and Incident Resolution</w:t>
-      </w:r>
-    </w:p>
-    <w:p>
-      <w:pPr>
-        <w:spacing w:before="0" w:after="50"/>
-        <w:jc w:val="both"/>
-      </w:pPr>
-      <w:r>
-        <w:rPr>
-          <w:sz w:val="18"/>
-          <w:szCs w:val="18"/>
-        </w:rPr>
-        <w:t xml:space="preserve">- Python, Java, JavaScript, C++, PL/SQL, JSON</w:t>
-      </w:r>
-    </w:p>
-    <w:p>
-      <w:pPr>
-        <w:spacing w:before="0" w:after="50"/>
-        <w:jc w:val="both"/>
-      </w:pPr>
-      <w:r>
-        <w:rPr>
-          <w:sz w:val="18"/>
-          <w:szCs w:val="18"/>
-        </w:rPr>
-        <w:t xml:space="preserve">- Cloud-Connected Infrastructure</w:t>
-      </w:r>
-    </w:p>
-    <w:p>
-      <w:pPr>
-        <w:spacing w:before="0" w:after="50"/>
-        <w:jc w:val="both"/>
-      </w:pPr>
-      <w:r>
-        <w:rPr>
-          <w:sz w:val="18"/>
-          <w:szCs w:val="18"/>
-        </w:rPr>
-        <w:t xml:space="preserve">- CCNA, JNCIA, and MTCNA</w:t>
+        <w:spacing w:before="0" w:after="70"/>
+        <w:jc w:val="both"/>
+      </w:pPr>
+      <w:r>
+        <w:rPr>
+          <w:sz w:val="18"/>
+          <w:szCs w:val="18"/>
+        </w:rPr>
+        <w:t xml:space="preserve">Linux and Windows Server Administration; Active Directory, User Provisioning, and Access Control; DNS, DHCP, and Core Infrastructure Services; Mail Server and File Server Administration; IP-PBX and VoIP Infrastructure; Infrastructure Monitoring and Troubleshooting; LAN/WAN Operations and Network Support; Virtualization and Service Continuity; Production Support and Incident Resolution; Python, Java, JavaScript, C++, PL/SQL, JSON; Cloud-Connected Infrastructure; and CCNA, JNCIA, and MTCNA.</w:t>
       </w:r>
     </w:p>
     <w:p>
@@ -326,33 +183,33 @@
           <w:sz w:val="18"/>
           <w:szCs w:val="18"/>
         </w:rPr>
-        <w:t xml:space="preserve">- Designs and evaluates research systems for secure data transmission, traffic-flow optimization, and infrastructure-aware network defense.</w:t>
-      </w:r>
-    </w:p>
-    <w:p>
-      <w:pPr>
-        <w:spacing w:before="0" w:after="50"/>
-        <w:jc w:val="both"/>
-      </w:pPr>
-      <w:r>
-        <w:rPr>
-          <w:sz w:val="18"/>
-          <w:szCs w:val="18"/>
-        </w:rPr>
-        <w:t xml:space="preserve">- Builds first-author security projects around serverless intelligent firewalls, Zero Trust automation, and cross-cloud protection models.</w:t>
-      </w:r>
-    </w:p>
-    <w:p>
-      <w:pPr>
-        <w:spacing w:before="0" w:after="50"/>
-        <w:jc w:val="both"/>
-      </w:pPr>
-      <w:r>
-        <w:rPr>
-          <w:sz w:val="18"/>
-          <w:szCs w:val="18"/>
-        </w:rPr>
-        <w:t xml:space="preserve">- Authors and co-authors research papers in cloud security, edge systems, enterprise AI, and distributed infrastructure security.</w:t>
+        <w:t xml:space="preserve">- Design and evaluate research systems for secure data transmission, traffic-flow optimization, and infrastructure-aware network defense.</w:t>
+      </w:r>
+    </w:p>
+    <w:p>
+      <w:pPr>
+        <w:spacing w:before="0" w:after="50"/>
+        <w:jc w:val="both"/>
+      </w:pPr>
+      <w:r>
+        <w:rPr>
+          <w:sz w:val="18"/>
+          <w:szCs w:val="18"/>
+        </w:rPr>
+        <w:t xml:space="preserve">- Lead first-author security projects around serverless intelligent firewalls, Zero Trust automation, and cross-cloud protection models.</w:t>
+      </w:r>
+    </w:p>
+    <w:p>
+      <w:pPr>
+        <w:spacing w:before="0" w:after="50"/>
+        <w:jc w:val="both"/>
+      </w:pPr>
+      <w:r>
+        <w:rPr>
+          <w:sz w:val="18"/>
+          <w:szCs w:val="18"/>
+        </w:rPr>
+        <w:t xml:space="preserve">- Write and co-author research papers in cloud security, edge systems, enterprise AI, and distributed infrastructure security.</w:t>
       </w:r>
     </w:p>
     <w:p>
@@ -404,7 +261,7 @@
           <w:sz w:val="18"/>
           <w:szCs w:val="18"/>
         </w:rPr>
-        <w:t xml:space="preserve">- Translated technical security topics into hands-on lessons that matched industry practice and certification-oriented learning paths.</w:t>
+        <w:t xml:space="preserve">- Translated technical security topics into hands-on lessons aligned with industry practice and certification-oriented learning paths.</w:t>
       </w:r>
     </w:p>
     <w:p>
@@ -456,7 +313,7 @@
           <w:sz w:val="18"/>
           <w:szCs w:val="18"/>
         </w:rPr>
-        <w:t xml:space="preserve">- Planned and supported LAN/WAN upgrades, access control improvements, and day-to-day infrastructure operations for multi-department business environments.</w:t>
+        <w:t xml:space="preserve">- Planned and supported LAN/WAN upgrades, access-control improvements, and day-to-day infrastructure operations across multiple business units.</w:t>
       </w:r>
     </w:p>
     <w:p>
@@ -534,7 +391,7 @@
           <w:sz w:val="18"/>
           <w:szCs w:val="18"/>
         </w:rPr>
-        <w:t xml:space="preserve">- Troubleshot fiber, wireless, and routed network incidents while documenting configurations and escalation steps for faster recovery.</w:t>
+        <w:t xml:space="preserve">- Troubleshot fiber, wireless, and routed network incidents and documented configurations and escalation steps to speed up recovery.</w:t>
       </w:r>
     </w:p>
     <w:p>
@@ -586,20 +443,20 @@
           <w:sz w:val="18"/>
           <w:szCs w:val="18"/>
         </w:rPr>
-        <w:t xml:space="preserve">- Worked across both systems administration and network operations, giving strong cross-functional judgment in troubleshooting and support.</w:t>
-      </w:r>
-    </w:p>
-    <w:p>
-      <w:pPr>
-        <w:spacing w:before="0" w:after="50"/>
-        <w:jc w:val="both"/>
-      </w:pPr>
-      <w:r>
-        <w:rPr>
-          <w:sz w:val="18"/>
-          <w:szCs w:val="18"/>
-        </w:rPr>
-        <w:t xml:space="preserve">- Brings practical infrastructure experience into current cloud-security and automation work without losing an operations-first mindset.</w:t>
+        <w:t xml:space="preserve">- Worked across both systems administration and network operations, which strengthened cross-functional troubleshooting and support judgment.</w:t>
+      </w:r>
+    </w:p>
+    <w:p>
+      <w:pPr>
+        <w:spacing w:before="0" w:after="50"/>
+        <w:jc w:val="both"/>
+      </w:pPr>
+      <w:r>
+        <w:rPr>
+          <w:sz w:val="18"/>
+          <w:szCs w:val="18"/>
+        </w:rPr>
+        <w:t xml:space="preserve">- Applied practical infrastructure experience to cloud-security and automation work without losing an operations-first mindset.</w:t>
       </w:r>
     </w:p>
     <w:p>

--- a/Job-Resume/Resume-Systems-Administrator.docx
+++ b/Job-Resume/Resume-Systems-Administrator.docx
@@ -40,7 +40,7 @@
           <w:sz w:val="18"/>
           <w:szCs w:val="18"/>
         </w:rPr>
-        <w:t xml:space="preserve">Erie, Pennsylvania, USA / Anywhere in USA | +1 814-737-5770 | engr.aanis@gmail.com | chowdhur014@gannon.edu</w:t>
+        <w:t xml:space="preserve">Winnetka, California, USA / Anywhere in USA | +1 814-737-5770 | engr.aanis@gmail.com | chowdhur014@gannon.edu</w:t>
       </w:r>
     </w:p>
     <w:p>
@@ -53,7 +53,7 @@
           <w:sz w:val="18"/>
           <w:szCs w:val="18"/>
         </w:rPr>
-        <w:t xml:space="preserve">LinkedIn: linkedin.com/in/md-anisur-rahman-chowdhury-15862420a | GitHub: github.com/ANIS151993 | Portfolio: marcbd.site | Google Scholar: scholar.google.com/citations?user=NQyywPoAAAAJ</w:t>
+        <w:t xml:space="preserve">LinkedIn: linkedin.com/in/md-anisur-rahman-chowdhury-15862420a | GitHub: github.com/ANIS151993 | Portfolio: marcbd.com | Google Scholar: scholar.google.com/citations?user=NQyywPoAAAAJ</w:t>
       </w:r>
     </w:p>
     <w:p>
@@ -157,6 +157,84 @@
           <w:sz w:val="18"/>
           <w:szCs w:val="18"/>
         </w:rPr>
+        <w:t xml:space="preserve">IT Systems and Operations Engineer (Part-Time, OPT) | Adel Group Inc, IT Department</w:t>
+      </w:r>
+    </w:p>
+    <w:p>
+      <w:pPr>
+        <w:spacing w:before="0" w:after="70"/>
+        <w:jc w:val="both"/>
+      </w:pPr>
+      <w:r>
+        <w:rPr>
+          <w:sz w:val="16"/>
+          <w:szCs w:val="16"/>
+        </w:rPr>
+        <w:t xml:space="preserve">Winnetka, California, USA | Jul 2026 - Present</w:t>
+      </w:r>
+    </w:p>
+    <w:p>
+      <w:pPr>
+        <w:spacing w:before="0" w:after="50"/>
+        <w:jc w:val="both"/>
+      </w:pPr>
+      <w:r>
+        <w:rPr>
+          <w:sz w:val="18"/>
+          <w:szCs w:val="18"/>
+        </w:rPr>
+        <w:t xml:space="preserve">- Support IT systems, platforms, and business applications for daily operations, and monitor and administer network infrastructure to catch and resolve incidents before they reach end users.</w:t>
+      </w:r>
+    </w:p>
+    <w:p>
+      <w:pPr>
+        <w:spacing w:before="0" w:after="50"/>
+        <w:jc w:val="both"/>
+      </w:pPr>
+      <w:r>
+        <w:rPr>
+          <w:sz w:val="18"/>
+          <w:szCs w:val="18"/>
+        </w:rPr>
+        <w:t xml:space="preserve">- Manage endpoint protection, access control, and firewall policy enforcement across the environment.</w:t>
+      </w:r>
+    </w:p>
+    <w:p>
+      <w:pPr>
+        <w:spacing w:before="0" w:after="50"/>
+        <w:jc w:val="both"/>
+      </w:pPr>
+      <w:r>
+        <w:rPr>
+          <w:sz w:val="18"/>
+          <w:szCs w:val="18"/>
+        </w:rPr>
+        <w:t xml:space="preserve">- Pilot automation workflows that route routine helpdesk requests to cut manual ticket handling, and deliver on-site support and helpdesk coverage.</w:t>
+      </w:r>
+    </w:p>
+    <w:p>
+      <w:pPr>
+        <w:spacing w:before="0" w:after="50"/>
+        <w:jc w:val="both"/>
+      </w:pPr>
+      <w:r>
+        <w:rPr>
+          <w:sz w:val="18"/>
+          <w:szCs w:val="18"/>
+        </w:rPr>
+        <w:t xml:space="preserve">- Coordinate procurement, vendor relationships, and technology planning, and maintain network diagrams, SOPs, and runbooks.</w:t>
+      </w:r>
+    </w:p>
+    <w:p>
+      <w:pPr>
+        <w:spacing w:before="80" w:after="40"/>
+      </w:pPr>
+      <w:r>
+        <w:rPr>
+          <w:b/>
+          <w:sz w:val="18"/>
+          <w:szCs w:val="18"/>
+        </w:rPr>
         <w:t xml:space="preserve">Graduate Research Assistant | Gannon University, Computer and Information Science Department</w:t>
       </w:r>
     </w:p>
@@ -521,7 +599,7 @@
           <w:sz w:val="18"/>
           <w:szCs w:val="18"/>
         </w:rPr>
-        <w:t xml:space="preserve">- Master of Science in Information Technology, Gannon University, Erie, Pennsylvania, USA. Expected May 9, 2026. Current GPA: 3.93/4.00 after third semester.</w:t>
+        <w:t xml:space="preserve">- Master of Science in Information Technology, Gannon University, Erie, Pennsylvania, USA. Expected May 9, 2026. GPA: 3.95/4.00.</w:t>
       </w:r>
     </w:p>
     <w:p>
